--- a/docs/modeles_civicrm_vierges/020-MAJ_confirmation_annulation_inscription.docx
+++ b/docs/modeles_civicrm_vierges/020-MAJ_confirmation_annulation_inscription.docx
@@ -1,6 +1,6 @@
 
 <file path=word/document.xml><?xml version="1.0" encoding="utf-8"?>
-<w:document xmlns:wpc="http://schemas.microsoft.com/office/word/2010/wordprocessingCanvas" xmlns:cx="http://schemas.microsoft.com/office/drawing/2014/chartex" xmlns:cx1="http://schemas.microsoft.com/office/drawing/2015/9/8/chartex" xmlns:cx2="http://schemas.microsoft.com/office/drawing/2015/10/21/chartex" xmlns:cx3="http://schemas.microsoft.com/office/drawing/2016/5/9/chartex" xmlns:cx4="http://schemas.microsoft.com/office/drawing/2016/5/10/chartex" xmlns:cx5="http://schemas.microsoft.com/office/drawing/2016/5/11/chartex" xmlns:cx6="http://schemas.microsoft.com/office/drawing/2016/5/12/chartex" xmlns:cx7="http://schemas.microsoft.com/office/drawing/2016/5/13/chartex" xmlns:cx8="http://schemas.microsoft.com/office/drawing/2016/5/14/chartex" xmlns:mc="http://schemas.openxmlformats.org/markup-compatibility/2006" xmlns:aink="http://schemas.microsoft.com/office/drawing/2016/ink" xmlns:am3d="http://schemas.microsoft.com/office/drawing/2017/model3d" xmlns:o="urn:schemas-microsoft-com:office:office" xmlns:oel="http://schemas.microsoft.com/office/2019/extlst" xmlns:r="http://schemas.openxmlformats.org/officeDocument/2006/relationships" xmlns:m="http://schemas.openxmlformats.org/officeDocument/2006/math" xmlns:v="urn:schemas-microsoft-com:vml" xmlns:wp14="http://schemas.microsoft.com/office/word/2010/wordprocessingDrawing" xmlns:wp="http://schemas.openxmlformats.org/drawingml/2006/wordprocessingDrawing" xmlns:w10="urn:schemas-microsoft-com:office:word" xmlns:w="http://schemas.openxmlformats.org/wordprocessingml/2006/main" xmlns:w14="http://schemas.microsoft.com/office/word/2010/wordml" xmlns:w15="http://schemas.microsoft.com/office/word/2012/wordml" xmlns:w16cex="http://schemas.microsoft.com/office/word/2018/wordml/cex" xmlns:w16cid="http://schemas.microsoft.com/office/word/2016/wordml/cid" xmlns:w16="http://schemas.microsoft.com/office/word/2018/wordml" xmlns:w16du="http://schemas.microsoft.com/office/word/2023/wordml/word16du" xmlns:w16sdtdh="http://schemas.microsoft.com/office/word/2020/wordml/sdtdatahash" xmlns:w16sdtfl="http://schemas.microsoft.com/office/word/2024/wordml/sdtformatlock" xmlns:w16se="http://schemas.microsoft.com/office/word/2015/wordml/symex" xmlns:wpg="http://schemas.microsoft.com/office/word/2010/wordprocessingGroup" xmlns:wpi="http://schemas.microsoft.com/office/word/2010/wordprocessingInk" xmlns:wne="http://schemas.microsoft.com/office/word/2006/wordml" xmlns:wps="http://schemas.microsoft.com/office/word/2010/wordprocessingShape" mc:Ignorable="w14 w15 w16se w16cid w16 w16cex w16sdtdh w16sdtfl w16du wp14">
+<w:document xmlns:wpc="http://schemas.microsoft.com/office/word/2010/wordprocessingCanvas" xmlns:cx="http://schemas.microsoft.com/office/drawing/2014/chartex" xmlns:cx1="http://schemas.microsoft.com/office/drawing/2015/9/8/chartex" xmlns:cx2="http://schemas.microsoft.com/office/drawing/2015/10/21/chartex" xmlns:cx3="http://schemas.microsoft.com/office/drawing/2016/5/9/chartex" xmlns:cx4="http://schemas.microsoft.com/office/drawing/2016/5/10/chartex" xmlns:cx5="http://schemas.microsoft.com/office/drawing/2016/5/11/chartex" xmlns:cx6="http://schemas.microsoft.com/office/drawing/2016/5/12/chartex" xmlns:cx7="http://schemas.microsoft.com/office/drawing/2016/5/13/chartex" xmlns:cx8="http://schemas.microsoft.com/office/drawing/2016/5/14/chartex" xmlns:mc="http://schemas.openxmlformats.org/markup-compatibility/2006" xmlns:m="http://schemas.openxmlformats.org/officeDocument/2006/math" xmlns:aink="http://schemas.microsoft.com/office/drawing/2016/ink" xmlns:am3d="http://schemas.microsoft.com/office/drawing/2017/model3d" xmlns:oel="http://schemas.microsoft.com/office/2019/extlst" xmlns:r="http://schemas.openxmlformats.org/officeDocument/2006/relationships" xmlns:wp14="http://schemas.microsoft.com/office/word/2010/wordprocessingDrawing" xmlns:wp="http://schemas.openxmlformats.org/drawingml/2006/wordprocessingDrawing" xmlns:wpg="http://schemas.microsoft.com/office/word/2010/wordprocessingGroup" xmlns:wpi="http://schemas.microsoft.com/office/word/2010/wordprocessingInk" xmlns:wps="http://schemas.microsoft.com/office/word/2010/wordprocessingShape" xmlns:o="urn:schemas-microsoft-com:office:office" xmlns:v="urn:schemas-microsoft-com:vml" xmlns:w10="urn:schemas-microsoft-com:office:word" xmlns:w="http://schemas.openxmlformats.org/wordprocessingml/2006/main" xmlns:w14="http://schemas.microsoft.com/office/word/2010/wordml" xmlns:w15="http://schemas.microsoft.com/office/word/2012/wordml" xmlns:w16cex="http://schemas.microsoft.com/office/word/2018/wordml/cex" xmlns:w16cid="http://schemas.microsoft.com/office/word/2016/wordml/cid" xmlns:w16="http://schemas.microsoft.com/office/word/2018/wordml" xmlns:w16sdtdh="http://schemas.microsoft.com/office/word/2020/wordml/sdtdatahash" xmlns:w16sdtfl="http://schemas.microsoft.com/office/word/2024/wordml/sdtformatlock" xmlns:w16se="http://schemas.microsoft.com/office/word/2015/wordml/symex" xmlns:w16du="http://schemas.microsoft.com/office/word/2023/wordml/word16du" xmlns:wne="http://schemas.microsoft.com/office/word/2006/wordml" mc:Ignorable="w14 w15 w16se w16cid w16 w16cex w16sdtdh w16sdtfl w16du wp14">
   <w:body>
     <w:tbl>
       <w:tblPr>
@@ -598,25 +598,14 @@
               <w:t>{</w:t>
             </w:r>
             <w:proofErr w:type="spellStart"/>
-            <w:proofErr w:type="gramStart"/>
-            <w:r>
-              <w:rPr>
-                <w:rFonts w:ascii="Arial" w:hAnsi="Arial" w:cs="Arial"/>
-                <w:sz w:val="18"/>
-                <w:szCs w:val="18"/>
-                <w:lang w:val="en-US"/>
-              </w:rPr>
-              <w:t>contact.street</w:t>
-            </w:r>
-            <w:proofErr w:type="gramEnd"/>
-            <w:r>
-              <w:rPr>
-                <w:rFonts w:ascii="Arial" w:hAnsi="Arial" w:cs="Arial"/>
-                <w:sz w:val="18"/>
-                <w:szCs w:val="18"/>
-                <w:lang w:val="en-US"/>
-              </w:rPr>
-              <w:t>_address</w:t>
+            <w:r>
+              <w:rPr>
+                <w:rFonts w:ascii="Arial" w:hAnsi="Arial" w:cs="Arial"/>
+                <w:sz w:val="18"/>
+                <w:szCs w:val="18"/>
+                <w:lang w:val="en-US"/>
+              </w:rPr>
+              <w:t>contact.street_address</w:t>
             </w:r>
             <w:proofErr w:type="spellEnd"/>
             <w:r>
@@ -1081,169 +1070,7 @@
           <w:szCs w:val="20"/>
           <w:lang w:eastAsia="fr-FR"/>
         </w:rPr>
-        <w:t>V</w:t>
-      </w:r>
-      <w:r>
-        <w:rPr>
-          <w:rFonts w:ascii="Arial" w:eastAsia="Times New Roman" w:hAnsi="Arial" w:cs="Arial"/>
-          <w:sz w:val="20"/>
-          <w:szCs w:val="20"/>
-          <w:lang w:eastAsia="fr-FR"/>
-        </w:rPr>
-        <w:t xml:space="preserve">otre dossier a été </w:t>
-      </w:r>
-      <w:r>
-        <w:rPr>
-          <w:rFonts w:ascii="Arial" w:eastAsia="Times New Roman" w:hAnsi="Arial" w:cs="Arial"/>
-          <w:sz w:val="20"/>
-          <w:szCs w:val="20"/>
-          <w:lang w:eastAsia="fr-FR"/>
-        </w:rPr>
-        <w:t>supprimé</w:t>
-      </w:r>
-      <w:r>
-        <w:rPr>
-          <w:rFonts w:ascii="Arial" w:eastAsia="Times New Roman" w:hAnsi="Arial" w:cs="Arial"/>
-          <w:sz w:val="20"/>
-          <w:szCs w:val="20"/>
-          <w:lang w:eastAsia="fr-FR"/>
-        </w:rPr>
-        <w:t xml:space="preserve"> </w:t>
-      </w:r>
-      <w:r>
-        <w:rPr>
-          <w:rFonts w:ascii="Arial" w:eastAsia="Times New Roman" w:hAnsi="Arial" w:cs="Arial"/>
-          <w:sz w:val="20"/>
-          <w:szCs w:val="20"/>
-          <w:lang w:eastAsia="fr-FR"/>
-        </w:rPr>
-        <w:t xml:space="preserve">de notre base de données </w:t>
-      </w:r>
-      <w:r>
-        <w:rPr>
-          <w:rFonts w:ascii="Arial" w:eastAsia="Times New Roman" w:hAnsi="Arial" w:cs="Arial"/>
-          <w:sz w:val="20"/>
-          <w:szCs w:val="20"/>
-          <w:lang w:eastAsia="fr-FR"/>
-        </w:rPr>
-        <w:t>et nous vous demandons de détruire les documents restant</w:t>
-      </w:r>
-      <w:r>
-        <w:rPr>
-          <w:rFonts w:ascii="Arial" w:eastAsia="Times New Roman" w:hAnsi="Arial" w:cs="Arial"/>
-          <w:sz w:val="20"/>
-          <w:szCs w:val="20"/>
-          <w:lang w:eastAsia="fr-FR"/>
-        </w:rPr>
-        <w:t>s</w:t>
-      </w:r>
-      <w:r>
-        <w:rPr>
-          <w:rFonts w:ascii="Arial" w:eastAsia="Times New Roman" w:hAnsi="Arial" w:cs="Arial"/>
-          <w:sz w:val="20"/>
-          <w:szCs w:val="20"/>
-          <w:lang w:eastAsia="fr-FR"/>
-        </w:rPr>
-        <w:t xml:space="preserve"> en votre possession.  </w:t>
-      </w:r>
-      <w:r>
-        <w:rPr>
-          <w:rFonts w:ascii="Arial" w:eastAsia="Times New Roman" w:hAnsi="Arial" w:cs="Arial"/>
-          <w:sz w:val="20"/>
-          <w:szCs w:val="20"/>
-          <w:lang w:eastAsia="fr-FR"/>
-        </w:rPr>
-        <w:t>De ce fait</w:t>
-      </w:r>
-      <w:r>
-        <w:rPr>
-          <w:rFonts w:ascii="Arial" w:eastAsia="Times New Roman" w:hAnsi="Arial" w:cs="Arial"/>
-          <w:sz w:val="20"/>
-          <w:szCs w:val="20"/>
-          <w:lang w:eastAsia="fr-FR"/>
-        </w:rPr>
-        <w:t>, s</w:t>
-      </w:r>
-      <w:r>
-        <w:rPr>
-          <w:rFonts w:ascii="Arial" w:eastAsia="Times New Roman" w:hAnsi="Arial" w:cs="Arial"/>
-          <w:sz w:val="20"/>
-          <w:szCs w:val="20"/>
-          <w:lang w:eastAsia="fr-FR"/>
-        </w:rPr>
-        <w:t xml:space="preserve">i vous changiez d’avis, </w:t>
-      </w:r>
-      <w:r>
-        <w:rPr>
-          <w:rFonts w:ascii="Arial" w:eastAsia="Times New Roman" w:hAnsi="Arial" w:cs="Arial"/>
-          <w:sz w:val="20"/>
-          <w:szCs w:val="20"/>
-          <w:lang w:eastAsia="fr-FR"/>
-        </w:rPr>
-        <w:t>il vous faudrait</w:t>
-      </w:r>
-      <w:r>
-        <w:rPr>
-          <w:rFonts w:ascii="Arial" w:eastAsia="Times New Roman" w:hAnsi="Arial" w:cs="Arial"/>
-          <w:sz w:val="20"/>
-          <w:szCs w:val="20"/>
-          <w:lang w:eastAsia="fr-FR"/>
-        </w:rPr>
-        <w:t xml:space="preserve"> suivre à nouveau les </w:t>
-      </w:r>
-      <w:r>
-        <w:rPr>
-          <w:rFonts w:ascii="Arial" w:eastAsia="Times New Roman" w:hAnsi="Arial" w:cs="Arial"/>
-          <w:sz w:val="20"/>
-          <w:szCs w:val="20"/>
-          <w:lang w:eastAsia="fr-FR"/>
-        </w:rPr>
-        <w:t xml:space="preserve">mêmes </w:t>
-      </w:r>
-      <w:r>
-        <w:rPr>
-          <w:rFonts w:ascii="Arial" w:eastAsia="Times New Roman" w:hAnsi="Arial" w:cs="Arial"/>
-          <w:sz w:val="20"/>
-          <w:szCs w:val="20"/>
-          <w:lang w:eastAsia="fr-FR"/>
-        </w:rPr>
-        <w:t xml:space="preserve">étapes </w:t>
-      </w:r>
-      <w:r>
-        <w:rPr>
-          <w:rFonts w:ascii="Arial" w:eastAsia="Times New Roman" w:hAnsi="Arial" w:cs="Arial"/>
-          <w:sz w:val="20"/>
-          <w:szCs w:val="20"/>
-          <w:lang w:eastAsia="fr-FR"/>
-        </w:rPr>
-        <w:t>que lors de votre</w:t>
-      </w:r>
-      <w:r>
-        <w:rPr>
-          <w:rFonts w:ascii="Arial" w:eastAsia="Times New Roman" w:hAnsi="Arial" w:cs="Arial"/>
-          <w:sz w:val="20"/>
-          <w:szCs w:val="20"/>
-          <w:lang w:eastAsia="fr-FR"/>
-        </w:rPr>
-        <w:t xml:space="preserve"> inscription</w:t>
-      </w:r>
-      <w:r>
-        <w:rPr>
-          <w:rFonts w:ascii="Arial" w:eastAsia="Times New Roman" w:hAnsi="Arial" w:cs="Arial"/>
-          <w:sz w:val="20"/>
-          <w:szCs w:val="20"/>
-          <w:lang w:eastAsia="fr-FR"/>
-        </w:rPr>
-        <w:t xml:space="preserve"> initiale</w:t>
-      </w:r>
-      <w:r>
-        <w:rPr>
-          <w:rFonts w:ascii="Arial" w:eastAsia="Times New Roman" w:hAnsi="Arial" w:cs="Arial"/>
-          <w:sz w:val="20"/>
-          <w:szCs w:val="20"/>
-          <w:lang w:eastAsia="fr-FR"/>
-        </w:rPr>
-        <w:t>.</w:t>
+        <w:t>Votre dossier a été supprimé de notre base de données et nous vous demandons de détruire les documents restants en votre possession.  De ce fait, si vous changiez d’avis, il vous faudrait suivre à nouveau les mêmes étapes que lors de votre inscription initiale.</w:t>
       </w:r>
     </w:p>
     <w:p>
@@ -1392,39 +1219,15 @@
             <w:r>
               <w:rPr>
                 <w:rFonts w:ascii="Arial" w:hAnsi="Arial" w:cs="Arial"/>
-                <w:sz w:val="20"/>
-                <w:szCs w:val="20"/>
-              </w:rPr>
-              <w:fldChar w:fldCharType="begin"/>
-            </w:r>
-            <w:r>
-              <w:rPr>
-                <w:rFonts w:ascii="Arial" w:hAnsi="Arial" w:cs="Arial"/>
-                <w:sz w:val="20"/>
-                <w:szCs w:val="20"/>
-              </w:rPr>
-              <w:instrText xml:space="preserve"> INCLUDEPICTURE "http://10.195.17.22/wp-content/uploads/civicrm/persist/contribute/images/signature.png" \* MERGEFORMATINET </w:instrText>
-            </w:r>
-            <w:r>
-              <w:rPr>
-                <w:rFonts w:ascii="Arial" w:hAnsi="Arial" w:cs="Arial"/>
-                <w:sz w:val="20"/>
-                <w:szCs w:val="20"/>
-              </w:rPr>
-              <w:fldChar w:fldCharType="separate"/>
-            </w:r>
-            <w:r>
-              <w:rPr>
-                <w:rFonts w:ascii="Arial" w:hAnsi="Arial" w:cs="Arial"/>
                 <w:noProof/>
                 <w:sz w:val="20"/>
                 <w:szCs w:val="20"/>
               </w:rPr>
               <w:drawing>
-                <wp:inline distT="0" distB="0" distL="0" distR="0" wp14:anchorId="7BF5F70E" wp14:editId="2613CDC5">
-                  <wp:extent cx="1855986" cy="816634"/>
-                  <wp:effectExtent l="0" t="0" r="0" b="0"/>
-                  <wp:docPr id="1009184800" name="Image 1"/>
+                <wp:inline distT="0" distB="0" distL="0" distR="0" wp14:anchorId="75D169A5" wp14:editId="7DCEE8BB">
+                  <wp:extent cx="1804737" cy="516292"/>
+                  <wp:effectExtent l="0" t="0" r="0" b="4445"/>
+                  <wp:docPr id="1851577029" name="Image 1"/>
                   <wp:cNvGraphicFramePr>
                     <a:graphicFrameLocks xmlns:a="http://schemas.openxmlformats.org/drawingml/2006/main" noChangeAspect="1"/>
                   </wp:cNvGraphicFramePr>
@@ -1432,17 +1235,11 @@
                     <a:graphicData uri="http://schemas.openxmlformats.org/drawingml/2006/picture">
                       <pic:pic xmlns:pic="http://schemas.openxmlformats.org/drawingml/2006/picture">
                         <pic:nvPicPr>
-                          <pic:cNvPr id="1009184800" name="Image 1009184800"/>
+                          <pic:cNvPr id="1851577029" name=""/>
                           <pic:cNvPicPr/>
                         </pic:nvPicPr>
                         <pic:blipFill>
-                          <a:blip r:embed="rId8">
-                            <a:extLst>
-                              <a:ext uri="{28A0092B-C50C-407E-A947-70E740481C1C}">
-                                <a14:useLocalDpi xmlns:a14="http://schemas.microsoft.com/office/drawing/2010/main" val="0"/>
-                              </a:ext>
-                            </a:extLst>
-                          </a:blip>
+                          <a:blip r:embed="rId8"/>
                           <a:stretch>
                             <a:fillRect/>
                           </a:stretch>
@@ -1450,7 +1247,7 @@
                         <pic:spPr>
                           <a:xfrm>
                             <a:off x="0" y="0"/>
-                            <a:ext cx="1966926" cy="865448"/>
+                            <a:ext cx="1878310" cy="537340"/>
                           </a:xfrm>
                           <a:prstGeom prst="rect">
                             <a:avLst/>
@@ -1461,14 +1258,6 @@
                   </a:graphic>
                 </wp:inline>
               </w:drawing>
-            </w:r>
-            <w:r>
-              <w:rPr>
-                <w:rFonts w:ascii="Arial" w:hAnsi="Arial" w:cs="Arial"/>
-                <w:sz w:val="20"/>
-                <w:szCs w:val="20"/>
-              </w:rPr>
-              <w:fldChar w:fldCharType="end"/>
             </w:r>
           </w:p>
         </w:tc>
@@ -1684,7 +1473,7 @@
 </file>
 
 <file path=word/endnotes.xml><?xml version="1.0" encoding="utf-8"?>
-<w:endnotes xmlns:wpc="http://schemas.microsoft.com/office/word/2010/wordprocessingCanvas" xmlns:cx="http://schemas.microsoft.com/office/drawing/2014/chartex" xmlns:cx1="http://schemas.microsoft.com/office/drawing/2015/9/8/chartex" xmlns:cx2="http://schemas.microsoft.com/office/drawing/2015/10/21/chartex" xmlns:cx3="http://schemas.microsoft.com/office/drawing/2016/5/9/chartex" xmlns:cx4="http://schemas.microsoft.com/office/drawing/2016/5/10/chartex" xmlns:cx5="http://schemas.microsoft.com/office/drawing/2016/5/11/chartex" xmlns:cx6="http://schemas.microsoft.com/office/drawing/2016/5/12/chartex" xmlns:cx7="http://schemas.microsoft.com/office/drawing/2016/5/13/chartex" xmlns:cx8="http://schemas.microsoft.com/office/drawing/2016/5/14/chartex" xmlns:mc="http://schemas.openxmlformats.org/markup-compatibility/2006" xmlns:aink="http://schemas.microsoft.com/office/drawing/2016/ink" xmlns:am3d="http://schemas.microsoft.com/office/drawing/2017/model3d" xmlns:o="urn:schemas-microsoft-com:office:office" xmlns:oel="http://schemas.microsoft.com/office/2019/extlst" xmlns:r="http://schemas.openxmlformats.org/officeDocument/2006/relationships" xmlns:m="http://schemas.openxmlformats.org/officeDocument/2006/math" xmlns:v="urn:schemas-microsoft-com:vml" xmlns:wp14="http://schemas.microsoft.com/office/word/2010/wordprocessingDrawing" xmlns:wp="http://schemas.openxmlformats.org/drawingml/2006/wordprocessingDrawing" xmlns:w10="urn:schemas-microsoft-com:office:word" xmlns:w="http://schemas.openxmlformats.org/wordprocessingml/2006/main" xmlns:w14="http://schemas.microsoft.com/office/word/2010/wordml" xmlns:w15="http://schemas.microsoft.com/office/word/2012/wordml" xmlns:w16cex="http://schemas.microsoft.com/office/word/2018/wordml/cex" xmlns:w16cid="http://schemas.microsoft.com/office/word/2016/wordml/cid" xmlns:w16="http://schemas.microsoft.com/office/word/2018/wordml" xmlns:w16du="http://schemas.microsoft.com/office/word/2023/wordml/word16du" xmlns:w16sdtdh="http://schemas.microsoft.com/office/word/2020/wordml/sdtdatahash" xmlns:w16sdtfl="http://schemas.microsoft.com/office/word/2024/wordml/sdtformatlock" xmlns:w16se="http://schemas.microsoft.com/office/word/2015/wordml/symex" xmlns:wpg="http://schemas.microsoft.com/office/word/2010/wordprocessingGroup" xmlns:wpi="http://schemas.microsoft.com/office/word/2010/wordprocessingInk" xmlns:wne="http://schemas.microsoft.com/office/word/2006/wordml" xmlns:wps="http://schemas.microsoft.com/office/word/2010/wordprocessingShape" mc:Ignorable="w14 w15 w16se w16cid w16 w16cex w16sdtdh w16sdtfl w16du wp14">
+<w:endnotes xmlns:wpc="http://schemas.microsoft.com/office/word/2010/wordprocessingCanvas" xmlns:cx="http://schemas.microsoft.com/office/drawing/2014/chartex" xmlns:cx1="http://schemas.microsoft.com/office/drawing/2015/9/8/chartex" xmlns:cx2="http://schemas.microsoft.com/office/drawing/2015/10/21/chartex" xmlns:cx3="http://schemas.microsoft.com/office/drawing/2016/5/9/chartex" xmlns:cx4="http://schemas.microsoft.com/office/drawing/2016/5/10/chartex" xmlns:cx5="http://schemas.microsoft.com/office/drawing/2016/5/11/chartex" xmlns:cx6="http://schemas.microsoft.com/office/drawing/2016/5/12/chartex" xmlns:cx7="http://schemas.microsoft.com/office/drawing/2016/5/13/chartex" xmlns:cx8="http://schemas.microsoft.com/office/drawing/2016/5/14/chartex" xmlns:mc="http://schemas.openxmlformats.org/markup-compatibility/2006" xmlns:m="http://schemas.openxmlformats.org/officeDocument/2006/math" xmlns:aink="http://schemas.microsoft.com/office/drawing/2016/ink" xmlns:am3d="http://schemas.microsoft.com/office/drawing/2017/model3d" xmlns:oel="http://schemas.microsoft.com/office/2019/extlst" xmlns:r="http://schemas.openxmlformats.org/officeDocument/2006/relationships" xmlns:wp14="http://schemas.microsoft.com/office/word/2010/wordprocessingDrawing" xmlns:wp="http://schemas.openxmlformats.org/drawingml/2006/wordprocessingDrawing" xmlns:wpg="http://schemas.microsoft.com/office/word/2010/wordprocessingGroup" xmlns:wpi="http://schemas.microsoft.com/office/word/2010/wordprocessingInk" xmlns:wps="http://schemas.microsoft.com/office/word/2010/wordprocessingShape" xmlns:o="urn:schemas-microsoft-com:office:office" xmlns:v="urn:schemas-microsoft-com:vml" xmlns:w10="urn:schemas-microsoft-com:office:word" xmlns:w="http://schemas.openxmlformats.org/wordprocessingml/2006/main" xmlns:w14="http://schemas.microsoft.com/office/word/2010/wordml" xmlns:w15="http://schemas.microsoft.com/office/word/2012/wordml" xmlns:w16cex="http://schemas.microsoft.com/office/word/2018/wordml/cex" xmlns:w16cid="http://schemas.microsoft.com/office/word/2016/wordml/cid" xmlns:w16="http://schemas.microsoft.com/office/word/2018/wordml" xmlns:w16sdtdh="http://schemas.microsoft.com/office/word/2020/wordml/sdtdatahash" xmlns:w16sdtfl="http://schemas.microsoft.com/office/word/2024/wordml/sdtformatlock" xmlns:w16se="http://schemas.microsoft.com/office/word/2015/wordml/symex" xmlns:w16du="http://schemas.microsoft.com/office/word/2023/wordml/word16du" xmlns:wne="http://schemas.microsoft.com/office/word/2006/wordml" mc:Ignorable="w14 w15 w16se w16cid w16 w16cex w16sdtdh w16sdtfl w16du wp14">
   <w:endnote w:type="separator" w:id="-1">
     <w:p>
       <w:r>
@@ -1703,7 +1492,7 @@
 </file>
 
 <file path=word/footnotes.xml><?xml version="1.0" encoding="utf-8"?>
-<w:footnotes xmlns:wpc="http://schemas.microsoft.com/office/word/2010/wordprocessingCanvas" xmlns:cx="http://schemas.microsoft.com/office/drawing/2014/chartex" xmlns:cx1="http://schemas.microsoft.com/office/drawing/2015/9/8/chartex" xmlns:cx2="http://schemas.microsoft.com/office/drawing/2015/10/21/chartex" xmlns:cx3="http://schemas.microsoft.com/office/drawing/2016/5/9/chartex" xmlns:cx4="http://schemas.microsoft.com/office/drawing/2016/5/10/chartex" xmlns:cx5="http://schemas.microsoft.com/office/drawing/2016/5/11/chartex" xmlns:cx6="http://schemas.microsoft.com/office/drawing/2016/5/12/chartex" xmlns:cx7="http://schemas.microsoft.com/office/drawing/2016/5/13/chartex" xmlns:cx8="http://schemas.microsoft.com/office/drawing/2016/5/14/chartex" xmlns:mc="http://schemas.openxmlformats.org/markup-compatibility/2006" xmlns:aink="http://schemas.microsoft.com/office/drawing/2016/ink" xmlns:am3d="http://schemas.microsoft.com/office/drawing/2017/model3d" xmlns:o="urn:schemas-microsoft-com:office:office" xmlns:oel="http://schemas.microsoft.com/office/2019/extlst" xmlns:r="http://schemas.openxmlformats.org/officeDocument/2006/relationships" xmlns:m="http://schemas.openxmlformats.org/officeDocument/2006/math" xmlns:v="urn:schemas-microsoft-com:vml" xmlns:wp14="http://schemas.microsoft.com/office/word/2010/wordprocessingDrawing" xmlns:wp="http://schemas.openxmlformats.org/drawingml/2006/wordprocessingDrawing" xmlns:w10="urn:schemas-microsoft-com:office:word" xmlns:w="http://schemas.openxmlformats.org/wordprocessingml/2006/main" xmlns:w14="http://schemas.microsoft.com/office/word/2010/wordml" xmlns:w15="http://schemas.microsoft.com/office/word/2012/wordml" xmlns:w16cex="http://schemas.microsoft.com/office/word/2018/wordml/cex" xmlns:w16cid="http://schemas.microsoft.com/office/word/2016/wordml/cid" xmlns:w16="http://schemas.microsoft.com/office/word/2018/wordml" xmlns:w16du="http://schemas.microsoft.com/office/word/2023/wordml/word16du" xmlns:w16sdtdh="http://schemas.microsoft.com/office/word/2020/wordml/sdtdatahash" xmlns:w16sdtfl="http://schemas.microsoft.com/office/word/2024/wordml/sdtformatlock" xmlns:w16se="http://schemas.microsoft.com/office/word/2015/wordml/symex" xmlns:wpg="http://schemas.microsoft.com/office/word/2010/wordprocessingGroup" xmlns:wpi="http://schemas.microsoft.com/office/word/2010/wordprocessingInk" xmlns:wne="http://schemas.microsoft.com/office/word/2006/wordml" xmlns:wps="http://schemas.microsoft.com/office/word/2010/wordprocessingShape" mc:Ignorable="w14 w15 w16se w16cid w16 w16cex w16sdtdh w16sdtfl w16du wp14">
+<w:footnotes xmlns:wpc="http://schemas.microsoft.com/office/word/2010/wordprocessingCanvas" xmlns:cx="http://schemas.microsoft.com/office/drawing/2014/chartex" xmlns:cx1="http://schemas.microsoft.com/office/drawing/2015/9/8/chartex" xmlns:cx2="http://schemas.microsoft.com/office/drawing/2015/10/21/chartex" xmlns:cx3="http://schemas.microsoft.com/office/drawing/2016/5/9/chartex" xmlns:cx4="http://schemas.microsoft.com/office/drawing/2016/5/10/chartex" xmlns:cx5="http://schemas.microsoft.com/office/drawing/2016/5/11/chartex" xmlns:cx6="http://schemas.microsoft.com/office/drawing/2016/5/12/chartex" xmlns:cx7="http://schemas.microsoft.com/office/drawing/2016/5/13/chartex" xmlns:cx8="http://schemas.microsoft.com/office/drawing/2016/5/14/chartex" xmlns:mc="http://schemas.openxmlformats.org/markup-compatibility/2006" xmlns:m="http://schemas.openxmlformats.org/officeDocument/2006/math" xmlns:aink="http://schemas.microsoft.com/office/drawing/2016/ink" xmlns:am3d="http://schemas.microsoft.com/office/drawing/2017/model3d" xmlns:oel="http://schemas.microsoft.com/office/2019/extlst" xmlns:r="http://schemas.openxmlformats.org/officeDocument/2006/relationships" xmlns:wp14="http://schemas.microsoft.com/office/word/2010/wordprocessingDrawing" xmlns:wp="http://schemas.openxmlformats.org/drawingml/2006/wordprocessingDrawing" xmlns:wpg="http://schemas.microsoft.com/office/word/2010/wordprocessingGroup" xmlns:wpi="http://schemas.microsoft.com/office/word/2010/wordprocessingInk" xmlns:wps="http://schemas.microsoft.com/office/word/2010/wordprocessingShape" xmlns:o="urn:schemas-microsoft-com:office:office" xmlns:v="urn:schemas-microsoft-com:vml" xmlns:w10="urn:schemas-microsoft-com:office:word" xmlns:w="http://schemas.openxmlformats.org/wordprocessingml/2006/main" xmlns:w14="http://schemas.microsoft.com/office/word/2010/wordml" xmlns:w15="http://schemas.microsoft.com/office/word/2012/wordml" xmlns:w16cex="http://schemas.microsoft.com/office/word/2018/wordml/cex" xmlns:w16cid="http://schemas.microsoft.com/office/word/2016/wordml/cid" xmlns:w16="http://schemas.microsoft.com/office/word/2018/wordml" xmlns:w16sdtdh="http://schemas.microsoft.com/office/word/2020/wordml/sdtdatahash" xmlns:w16sdtfl="http://schemas.microsoft.com/office/word/2024/wordml/sdtformatlock" xmlns:w16se="http://schemas.microsoft.com/office/word/2015/wordml/symex" xmlns:w16du="http://schemas.microsoft.com/office/word/2023/wordml/word16du" xmlns:wne="http://schemas.microsoft.com/office/word/2006/wordml" mc:Ignorable="w14 w15 w16se w16cid w16 w16cex w16sdtdh w16sdtfl w16du wp14">
   <w:footnote w:type="separator" w:id="-1">
     <w:p>
       <w:r>
@@ -1722,7 +1511,7 @@
 </file>
 
 <file path=word/numbering.xml><?xml version="1.0" encoding="utf-8"?>
-<w:numbering xmlns:wpc="http://schemas.microsoft.com/office/word/2010/wordprocessingCanvas" xmlns:cx="http://schemas.microsoft.com/office/drawing/2014/chartex" xmlns:cx1="http://schemas.microsoft.com/office/drawing/2015/9/8/chartex" xmlns:cx2="http://schemas.microsoft.com/office/drawing/2015/10/21/chartex" xmlns:cx3="http://schemas.microsoft.com/office/drawing/2016/5/9/chartex" xmlns:cx4="http://schemas.microsoft.com/office/drawing/2016/5/10/chartex" xmlns:cx5="http://schemas.microsoft.com/office/drawing/2016/5/11/chartex" xmlns:cx6="http://schemas.microsoft.com/office/drawing/2016/5/12/chartex" xmlns:cx7="http://schemas.microsoft.com/office/drawing/2016/5/13/chartex" xmlns:cx8="http://schemas.microsoft.com/office/drawing/2016/5/14/chartex" xmlns:mc="http://schemas.openxmlformats.org/markup-compatibility/2006" xmlns:aink="http://schemas.microsoft.com/office/drawing/2016/ink" xmlns:am3d="http://schemas.microsoft.com/office/drawing/2017/model3d" xmlns:o="urn:schemas-microsoft-com:office:office" xmlns:oel="http://schemas.microsoft.com/office/2019/extlst" xmlns:r="http://schemas.openxmlformats.org/officeDocument/2006/relationships" xmlns:m="http://schemas.openxmlformats.org/officeDocument/2006/math" xmlns:v="urn:schemas-microsoft-com:vml" xmlns:wp14="http://schemas.microsoft.com/office/word/2010/wordprocessingDrawing" xmlns:wp="http://schemas.openxmlformats.org/drawingml/2006/wordprocessingDrawing" xmlns:w10="urn:schemas-microsoft-com:office:word" xmlns:w="http://schemas.openxmlformats.org/wordprocessingml/2006/main" xmlns:w14="http://schemas.microsoft.com/office/word/2010/wordml" xmlns:w15="http://schemas.microsoft.com/office/word/2012/wordml" xmlns:w16cex="http://schemas.microsoft.com/office/word/2018/wordml/cex" xmlns:w16cid="http://schemas.microsoft.com/office/word/2016/wordml/cid" xmlns:w16="http://schemas.microsoft.com/office/word/2018/wordml" xmlns:w16du="http://schemas.microsoft.com/office/word/2023/wordml/word16du" xmlns:w16sdtdh="http://schemas.microsoft.com/office/word/2020/wordml/sdtdatahash" xmlns:w16sdtfl="http://schemas.microsoft.com/office/word/2024/wordml/sdtformatlock" xmlns:w16se="http://schemas.microsoft.com/office/word/2015/wordml/symex" xmlns:wpg="http://schemas.microsoft.com/office/word/2010/wordprocessingGroup" xmlns:wpi="http://schemas.microsoft.com/office/word/2010/wordprocessingInk" xmlns:wne="http://schemas.microsoft.com/office/word/2006/wordml" xmlns:wps="http://schemas.microsoft.com/office/word/2010/wordprocessingShape" mc:Ignorable="w14 w15 w16se w16cid w16 w16cex w16sdtdh w16sdtfl w16du wp14">
+<w:numbering xmlns:wpc="http://schemas.microsoft.com/office/word/2010/wordprocessingCanvas" xmlns:cx="http://schemas.microsoft.com/office/drawing/2014/chartex" xmlns:cx1="http://schemas.microsoft.com/office/drawing/2015/9/8/chartex" xmlns:cx2="http://schemas.microsoft.com/office/drawing/2015/10/21/chartex" xmlns:cx3="http://schemas.microsoft.com/office/drawing/2016/5/9/chartex" xmlns:cx4="http://schemas.microsoft.com/office/drawing/2016/5/10/chartex" xmlns:cx5="http://schemas.microsoft.com/office/drawing/2016/5/11/chartex" xmlns:cx6="http://schemas.microsoft.com/office/drawing/2016/5/12/chartex" xmlns:cx7="http://schemas.microsoft.com/office/drawing/2016/5/13/chartex" xmlns:cx8="http://schemas.microsoft.com/office/drawing/2016/5/14/chartex" xmlns:mc="http://schemas.openxmlformats.org/markup-compatibility/2006" xmlns:m="http://schemas.openxmlformats.org/officeDocument/2006/math" xmlns:aink="http://schemas.microsoft.com/office/drawing/2016/ink" xmlns:am3d="http://schemas.microsoft.com/office/drawing/2017/model3d" xmlns:oel="http://schemas.microsoft.com/office/2019/extlst" xmlns:r="http://schemas.openxmlformats.org/officeDocument/2006/relationships" xmlns:wp14="http://schemas.microsoft.com/office/word/2010/wordprocessingDrawing" xmlns:wp="http://schemas.openxmlformats.org/drawingml/2006/wordprocessingDrawing" xmlns:wpg="http://schemas.microsoft.com/office/word/2010/wordprocessingGroup" xmlns:wpi="http://schemas.microsoft.com/office/word/2010/wordprocessingInk" xmlns:wps="http://schemas.microsoft.com/office/word/2010/wordprocessingShape" xmlns:o="urn:schemas-microsoft-com:office:office" xmlns:v="urn:schemas-microsoft-com:vml" xmlns:w10="urn:schemas-microsoft-com:office:word" xmlns:w="http://schemas.openxmlformats.org/wordprocessingml/2006/main" xmlns:w14="http://schemas.microsoft.com/office/word/2010/wordml" xmlns:w15="http://schemas.microsoft.com/office/word/2012/wordml" xmlns:w16cex="http://schemas.microsoft.com/office/word/2018/wordml/cex" xmlns:w16cid="http://schemas.microsoft.com/office/word/2016/wordml/cid" xmlns:w16="http://schemas.microsoft.com/office/word/2018/wordml" xmlns:w16sdtdh="http://schemas.microsoft.com/office/word/2020/wordml/sdtdatahash" xmlns:w16sdtfl="http://schemas.microsoft.com/office/word/2024/wordml/sdtformatlock" xmlns:w16se="http://schemas.microsoft.com/office/word/2015/wordml/symex" xmlns:w16du="http://schemas.microsoft.com/office/word/2023/wordml/word16du" xmlns:wne="http://schemas.microsoft.com/office/word/2006/wordml" mc:Ignorable="w14 w15 w16se w16cid w16 w16cex w16sdtdh w16sdtfl w16du wp14">
   <w:abstractNum w:abstractNumId="0" w15:restartNumberingAfterBreak="0">
     <w:nsid w:val="565F2FAA"/>
     <w:multiLevelType w:val="multilevel"/>
@@ -2031,7 +1820,7 @@
 </file>
 
 <file path=word/styles.xml><?xml version="1.0" encoding="utf-8"?>
-<w:styles xmlns:mc="http://schemas.openxmlformats.org/markup-compatibility/2006" xmlns:r="http://schemas.openxmlformats.org/officeDocument/2006/relationships" xmlns:w="http://schemas.openxmlformats.org/wordprocessingml/2006/main" xmlns:w14="http://schemas.microsoft.com/office/word/2010/wordml" xmlns:w15="http://schemas.microsoft.com/office/word/2012/wordml" xmlns:w16cex="http://schemas.microsoft.com/office/word/2018/wordml/cex" xmlns:w16cid="http://schemas.microsoft.com/office/word/2016/wordml/cid" xmlns:w16="http://schemas.microsoft.com/office/word/2018/wordml" xmlns:w16du="http://schemas.microsoft.com/office/word/2023/wordml/word16du" xmlns:w16sdtdh="http://schemas.microsoft.com/office/word/2020/wordml/sdtdatahash" xmlns:w16sdtfl="http://schemas.microsoft.com/office/word/2024/wordml/sdtformatlock" xmlns:w16se="http://schemas.microsoft.com/office/word/2015/wordml/symex" mc:Ignorable="w14 w15 w16se w16cid w16 w16cex w16sdtdh w16sdtfl w16du">
+<w:styles xmlns:mc="http://schemas.openxmlformats.org/markup-compatibility/2006" xmlns:r="http://schemas.openxmlformats.org/officeDocument/2006/relationships" xmlns:w="http://schemas.openxmlformats.org/wordprocessingml/2006/main" xmlns:w14="http://schemas.microsoft.com/office/word/2010/wordml" xmlns:w15="http://schemas.microsoft.com/office/word/2012/wordml" xmlns:w16cex="http://schemas.microsoft.com/office/word/2018/wordml/cex" xmlns:w16cid="http://schemas.microsoft.com/office/word/2016/wordml/cid" xmlns:w16="http://schemas.microsoft.com/office/word/2018/wordml" xmlns:w16sdtdh="http://schemas.microsoft.com/office/word/2020/wordml/sdtdatahash" xmlns:w16sdtfl="http://schemas.microsoft.com/office/word/2024/wordml/sdtformatlock" xmlns:w16se="http://schemas.microsoft.com/office/word/2015/wordml/symex" xmlns:w16du="http://schemas.microsoft.com/office/word/2023/wordml/word16du" mc:Ignorable="w14 w15 w16se w16cid w16 w16cex w16sdtdh w16sdtfl w16du">
   <w:docDefaults>
     <w:rPrDefault>
       <w:rPr>
